--- a/word_reports/LP_0419_위치_485_Various Artists_Hot Track.docx
+++ b/word_reports/LP_0419_위치_485_Various Artists_Hot Track.docx
@@ -4,7 +4,7 @@
   <w:body>
     <w:p>
       <w:pPr>
-        <w:spacing w:after="280"/>
+        <w:spacing w:after="80"/>
       </w:pPr>
       <w:r>
         <w:rPr w:rFonts="맑은 고딕">
@@ -13,94 +13,47 @@
           <w:color w:val="1E3A8A"/>
           <w:sz w:val="30"/>
         </w:rPr>
-        <w:t>[485] Various Artists - Hot Tracks 13-8 /45rpm</w:t>
+        <w:t>Various Artists - Hot Tracks 13-8 /45rpm</w:t>
       </w:r>
     </w:p>
     <w:p>
       <w:pPr>
-        <w:spacing w:after="320"/>
+        <w:spacing w:after="240"/>
       </w:pPr>
       <w:r>
         <w:rPr w:rFonts="맑은 고딕">
           <w:rFonts w:ascii="맑은 고딕" w:hAnsi="맑은 고딕" w:eastAsia="맑은 고딕"/>
           <w:b/>
-          <w:sz w:val="20"/>
+          <w:color w:val="4B5563"/>
+          <w:sz w:val="22"/>
         </w:rPr>
-        <w:t>■ 위치 : 485</w:t>
-        <w:br/>
-      </w:r>
-      <w:r>
-        <w:rPr w:rFonts="맑은 고딕">
-          <w:rFonts w:ascii="맑은 고딕" w:hAnsi="맑은 고딕" w:eastAsia="맑은 고딕"/>
-          <w:b/>
-          <w:sz w:val="20"/>
-        </w:rPr>
-        <w:t>■ 아티스트 : Various Artists</w:t>
-        <w:br/>
-      </w:r>
-      <w:r>
-        <w:rPr w:rFonts="맑은 고딕">
-          <w:rFonts w:ascii="맑은 고딕" w:hAnsi="맑은 고딕" w:eastAsia="맑은 고딕"/>
-          <w:b/>
-          <w:sz w:val="20"/>
-        </w:rPr>
-        <w:t>■ 앨범명 : Hot Tracks 13-8 /45rpm</w:t>
-        <w:br/>
-      </w:r>
-      <w:r>
-        <w:rPr w:rFonts="맑은 고딕">
-          <w:rFonts w:ascii="맑은 고딕" w:hAnsi="맑은 고딕" w:eastAsia="맑은 고딕"/>
-          <w:b w:val="0"/>
-          <w:sz w:val="20"/>
-        </w:rPr>
-        <w:t>■ 음반 레이블 : Hot Tracks (Hot Tracks Music Service)</w:t>
-        <w:br/>
-      </w:r>
-      <w:r>
-        <w:rPr w:rFonts="맑은 고딕">
-          <w:rFonts w:ascii="맑은 고딕" w:hAnsi="맑은 고딕" w:eastAsia="맑은 고딕"/>
-          <w:b w:val="0"/>
-          <w:sz w:val="20"/>
-        </w:rPr>
-        <w:t>■ 발매년도 : 1994</w:t>
-        <w:br/>
-      </w:r>
-      <w:r>
-        <w:rPr w:rFonts="맑은 고딕">
-          <w:rFonts w:ascii="맑은 고딕" w:hAnsi="맑은 고딕" w:eastAsia="맑은 고딕"/>
-          <w:b w:val="0"/>
-          <w:sz w:val="20"/>
-        </w:rPr>
-        <w:t>■ 장르 : 일렉트로닉 / 댄스 / 유로하우스 (Electronic / Dance / Euro House)</w:t>
-        <w:br/>
-      </w:r>
-      <w:r>
-        <w:rPr w:rFonts="맑은 고딕">
-          <w:rFonts w:ascii="맑은 고딕" w:hAnsi="맑은 고딕" w:eastAsia="맑은 고딕"/>
-          <w:b w:val="0"/>
-          <w:sz w:val="20"/>
-        </w:rPr>
-        <w:t>■ 주요 수록곡 : 1. Corona - The Rhythm Of The Night (Hot Tracks Remix)</w:t>
-        <w:br/>
+        <w:t>위치 :  485</w:t>
       </w:r>
     </w:p>
     <w:p>
       <w:pPr>
-        <w:spacing w:after="160"/>
+        <w:spacing w:line="324" w:lineRule="auto" w:before="80" w:after="160"/>
       </w:pPr>
       <w:r>
         <w:rPr w:rFonts="맑은 고딕">
           <w:rFonts w:ascii="맑은 고딕" w:hAnsi="맑은 고딕" w:eastAsia="맑은 고딕"/>
           <w:b/>
           <w:color w:val="1F2937"/>
-          <w:sz w:val="24"/>
+          <w:sz w:val="22"/>
         </w:rPr>
-        <w:t>■ 음반 해설 및 감상 가이드</w:t>
+        <w:t xml:space="preserve">[음반 소개] </w:t>
+      </w:r>
+      <w:r>
+        <w:rPr w:rFonts="맑은 고딕">
+          <w:rFonts w:ascii="맑은 고딕" w:hAnsi="맑은 고딕" w:eastAsia="맑은 고딕"/>
+          <w:b w:val="0"/>
+          <w:sz w:val="21"/>
+        </w:rPr>
       </w:r>
     </w:p>
     <w:p>
       <w:pPr>
-        <w:spacing w:line="312" w:lineRule="auto" w:after="120"/>
+        <w:spacing w:line="324" w:lineRule="auto" w:after="120"/>
       </w:pPr>
       <w:r>
         <w:rPr w:rFonts="맑은 고딕">
@@ -108,51 +61,516 @@
           <w:b w:val="0"/>
           <w:sz w:val="21"/>
         </w:rPr>
-        <w:t>1980~90년대 클럽 문화를 대표하는 전설적인 DJ 전용 리믹스 레이블 '핫 트랙스(Hot Tracks)'가 1994년에 선보인 '시리즈 13, 이슈 8(Hot Tracks 13-8)' 음반입니다. 상업용 일반 음반과 달리 오직 프로페셔널 DJ들에게만 한정 수량으로 배포되었던 프로모션 LP로, 당시 글로벌 댄스 차트를 수놓았던 히트곡들을 한데 모아 감각적인 리믹스로 재탄생시켰습니다. 특히 일반적인 33rpm이 아닌 45rpm 고음질 포맷으로 프레싱되어, 클럽의 대형 사운드 시스템에서도 뛰어난 사운드 압도감을 선사하는 역사적 자료입니다.</w:t>
+        <w:t>1980~90년대 전 세계 클럽 씬과 댄스 팝의 정수를 아날로그의 가장 선명한 그루브로 포착해낸 '핫 트랙스(Hot Tracks)' 시리즈의 찬연한 기록입니다. 오직 엄선된 프로페셔널 DJ와 음악 애호가들에게만 제한적으로 허락되었던 이 음반은, 시대를 풍미한 대중음악의 리듬을 45회전(RPM)이라는 최상의 오디오파일 포맷에 새겨 넣어 압도적인 다이내믹스를 선사합니다. 밤의 열기와 청춘의 맥박을 품격 높은 사운드스케이프로 승화시킨 본 작은, 단순한 컴필레이션을 넘어 아날로그 마스터링 및 믹싱 엔지니어링의 정점을 보여주는 기념비적 유산입니다.</w:t>
       </w:r>
     </w:p>
     <w:p>
       <w:pPr>
-        <w:spacing w:line="312" w:lineRule="auto" w:after="120"/>
+        <w:spacing w:line="324" w:lineRule="auto" w:before="200" w:after="80"/>
       </w:pPr>
+      <w:r>
+        <w:rPr w:rFonts="맑은 고딕">
+          <w:rFonts w:ascii="맑은 고딕" w:hAnsi="맑은 고딕" w:eastAsia="맑은 고딕"/>
+          <w:b/>
+          <w:color w:val="1E3A8A"/>
+          <w:sz w:val="24"/>
+        </w:rPr>
+        <w:t>1. 음반 데이터</w:t>
+      </w:r>
+    </w:p>
+    <w:p>
+      <w:pPr>
+        <w:spacing w:line="324" w:lineRule="auto" w:after="80"/>
+      </w:pPr>
+      <w:r>
+        <w:rPr w:rFonts="맑은 고딕">
+          <w:rFonts w:ascii="맑은 고딕" w:hAnsi="맑은 고딕" w:eastAsia="맑은 고딕"/>
+          <w:b w:val="0"/>
+          <w:color w:val="6B7280"/>
+          <w:sz w:val="21"/>
+        </w:rPr>
+        <w:t xml:space="preserve">· </w:t>
+      </w:r>
+      <w:r>
+        <w:rPr w:rFonts="맑은 고딕">
+          <w:rFonts w:ascii="맑은 고딕" w:hAnsi="맑은 고딕" w:eastAsia="맑은 고딕"/>
+          <w:b/>
+          <w:color w:val="1F2937"/>
+          <w:sz w:val="21"/>
+        </w:rPr>
+        <w:t xml:space="preserve">앨범명: </w:t>
+      </w:r>
       <w:r>
         <w:rPr w:rFonts="맑은 고딕">
           <w:rFonts w:ascii="맑은 고딕" w:hAnsi="맑은 고딕" w:eastAsia="맑은 고딕"/>
           <w:b w:val="0"/>
           <w:sz w:val="21"/>
         </w:rPr>
-        <w:t>음악적으로 이 음반은 1990년대 중반 유로댄스(Eurodance)와 하우스(House) 음악의 황금기를 선명하게 포착하고 있습니다. 핫 트랙스 특유의 정교한 프로덕션 기법이 적용되어, 곡의 인트로와 아웃트로를 비트 매칭이 용이하도록 길게 늘렸을 뿐만 아니라, 드럼 비트의 압도적인 타격감과 베이스 라인을 더욱 강렬하게 강화했습니다. 원곡이 가진 캐치한 멜로디 라인을 살리면서도, 클럽 플로어의 열기를 극대화할 수 있는 다이내믹한 브레이크다운 구조를 삽입한 점이 인상적입니다.</w:t>
+        <w:t>Hot Tracks 13-8 /45rpm</w:t>
       </w:r>
     </w:p>
     <w:p>
       <w:pPr>
-        <w:spacing w:line="312" w:lineRule="auto" w:after="120"/>
+        <w:spacing w:line="324" w:lineRule="auto" w:after="80"/>
       </w:pPr>
+      <w:r>
+        <w:rPr w:rFonts="맑은 고딕">
+          <w:rFonts w:ascii="맑은 고딕" w:hAnsi="맑은 고딕" w:eastAsia="맑은 고딕"/>
+          <w:b w:val="0"/>
+          <w:color w:val="6B7280"/>
+          <w:sz w:val="21"/>
+        </w:rPr>
+        <w:t xml:space="preserve">· </w:t>
+      </w:r>
+      <w:r>
+        <w:rPr w:rFonts="맑은 고딕">
+          <w:rFonts w:ascii="맑은 고딕" w:hAnsi="맑은 고딕" w:eastAsia="맑은 고딕"/>
+          <w:b/>
+          <w:color w:val="1F2937"/>
+          <w:sz w:val="21"/>
+        </w:rPr>
+        <w:t xml:space="preserve">아티스트: </w:t>
+      </w:r>
       <w:r>
         <w:rPr w:rFonts="맑은 고딕">
           <w:rFonts w:ascii="맑은 고딕" w:hAnsi="맑은 고딕" w:eastAsia="맑은 고딕"/>
           <w:b w:val="0"/>
           <w:sz w:val="21"/>
         </w:rPr>
-        <w:t>수록곡 가운데 코로나(Corona)의 &lt;The Rhythm Of The Night&gt;와 리얼 맥코이(Real McCoy)의 &lt;Another Night&gt; 리믹스는 원곡의 보컬 에너지를 유지하면서도 더 깊고 선명한 로우엔드(Low-end) 베이스를 더해 강력한 드라이브감을 제공합니다. 또한 45rpm 포맷 특유의 넓은 다이내믹 레인지 덕분에 아날로그 신디사이저의 화려한 톤과 질감이 뭉개짐 없이 선명하고 입체적으로 들려오며, 이는 디지털 음원에서는 체감하기 힘든 아날로그 댄스 뮤직만의 생생한 현장감을 선사합니다.</w:t>
+        <w:t>Various Artists</w:t>
       </w:r>
     </w:p>
     <w:p>
       <w:pPr>
-        <w:spacing w:line="312" w:lineRule="auto" w:after="120"/>
+        <w:spacing w:line="324" w:lineRule="auto" w:after="80"/>
       </w:pPr>
+      <w:r>
+        <w:rPr w:rFonts="맑은 고딕">
+          <w:rFonts w:ascii="맑은 고딕" w:hAnsi="맑은 고딕" w:eastAsia="맑은 고딕"/>
+          <w:b w:val="0"/>
+          <w:color w:val="6B7280"/>
+          <w:sz w:val="21"/>
+        </w:rPr>
+        <w:t xml:space="preserve">· </w:t>
+      </w:r>
+      <w:r>
+        <w:rPr w:rFonts="맑은 고딕">
+          <w:rFonts w:ascii="맑은 고딕" w:hAnsi="맑은 고딕" w:eastAsia="맑은 고딕"/>
+          <w:b/>
+          <w:color w:val="1F2937"/>
+          <w:sz w:val="21"/>
+        </w:rPr>
+        <w:t xml:space="preserve">발매 정보: </w:t>
+      </w:r>
       <w:r>
         <w:rPr w:rFonts="맑은 고딕">
           <w:rFonts w:ascii="맑은 고딕" w:hAnsi="맑은 고딕" w:eastAsia="맑은 고딕"/>
           <w:b w:val="0"/>
           <w:sz w:val="21"/>
         </w:rPr>
-        <w:t>'Hot Tracks 13-8'은 단순한 댄스 컴필레이션을 넘어, 90년대 클럽 컬처와 DJ 믹싱 기술의 정점을 보여주는 가치 높은 컬렉터스 아이템입니다. 아날로그 바이닐의 물리적 한계를 극대화한 45rpm의 뛰어난 음질과 시대의 열기를 그대로 담아낸 감각적인 리믹스는, DJ와 컬렉터는 물론 아날로그 사운드의 쾌감을 즐기는 오디오파일 모두에게 깊은 만족감을 선사하는 명반입니다.</w:t>
+        <w:t>1990년대 중반, 미국 샌프란시스코에서 출범하여 현대 댄스 리믹스의 전범을 세운 전설적인 프로페셔널 DJ 리믹스 서비스 레이블 'Hot Tracks'에서 정규 구독자 및 클럽 현장 한정으로 프레싱하여 발매한 13시리즈 8집 에디션입니다.</w:t>
+      </w:r>
+    </w:p>
+    <w:p>
+      <w:pPr>
+        <w:spacing w:line="324" w:lineRule="auto" w:after="80"/>
+      </w:pPr>
+      <w:r>
+        <w:rPr w:rFonts="맑은 고딕">
+          <w:rFonts w:ascii="맑은 고딕" w:hAnsi="맑은 고딕" w:eastAsia="맑은 고딕"/>
+          <w:b w:val="0"/>
+          <w:color w:val="6B7280"/>
+          <w:sz w:val="21"/>
+        </w:rPr>
+        <w:t xml:space="preserve">· </w:t>
+      </w:r>
+      <w:r>
+        <w:rPr w:rFonts="맑은 고딕">
+          <w:rFonts w:ascii="맑은 고딕" w:hAnsi="맑은 고딕" w:eastAsia="맑은 고딕"/>
+          <w:b/>
+          <w:color w:val="1F2937"/>
+          <w:sz w:val="21"/>
+        </w:rPr>
+        <w:t xml:space="preserve">LP 인기도(판매량): </w:t>
+      </w:r>
+      <w:r>
+        <w:rPr w:rFonts="맑은 고딕">
+          <w:rFonts w:ascii="맑은 고딕" w:hAnsi="맑은 고딕" w:eastAsia="맑은 고딕"/>
+          <w:b w:val="0"/>
+          <w:sz w:val="21"/>
+        </w:rPr>
+        <w:t>일반 레코드 매장 유통이 아닌 전문 DJ 대상의 엄격한 회원제 한정 배포반이었음에도 불구하고, 플로어를 압도하는 독보적인 음향 퀄리티로 인해 전 세계 바이닐 컬렉터와 오디오파일 사이에서 희귀 음반으로 손꼽히며 높은 소장 프리미엄을 형성했습니다.</w:t>
+      </w:r>
+    </w:p>
+    <w:p>
+      <w:pPr>
+        <w:spacing w:line="324" w:lineRule="auto" w:after="80"/>
+      </w:pPr>
+      <w:r>
+        <w:rPr w:rFonts="맑은 고딕">
+          <w:rFonts w:ascii="맑은 고딕" w:hAnsi="맑은 고딕" w:eastAsia="맑은 고딕"/>
+          <w:b w:val="0"/>
+          <w:color w:val="6B7280"/>
+          <w:sz w:val="21"/>
+        </w:rPr>
+        <w:t xml:space="preserve">· </w:t>
+      </w:r>
+      <w:r>
+        <w:rPr w:rFonts="맑은 고딕">
+          <w:rFonts w:ascii="맑은 고딕" w:hAnsi="맑은 고딕" w:eastAsia="맑은 고딕"/>
+          <w:b/>
+          <w:color w:val="1F2937"/>
+          <w:sz w:val="21"/>
+        </w:rPr>
+        <w:t xml:space="preserve">각종 수상경력: </w:t>
+      </w:r>
+      <w:r>
+        <w:rPr w:rFonts="맑은 고딕">
+          <w:rFonts w:ascii="맑은 고딕" w:hAnsi="맑은 고딕" w:eastAsia="맑은 고딕"/>
+          <w:b w:val="0"/>
+          <w:sz w:val="21"/>
+        </w:rPr>
+        <w:t>상업적 시상식의 테두리를 벗어나, 글로벌 클럽 문화와 턴테이블리즘 씬에서 '가장 완성도 높은 음질과 드라마틱한 편곡을 담아낸 리믹스 마스터피스'로 공인받으며 댄스 팝 바이닐 역사의 걸작으로 평가받고 있습니다.</w:t>
+      </w:r>
+    </w:p>
+    <w:p>
+      <w:pPr>
+        <w:spacing w:line="324" w:lineRule="auto" w:before="200" w:after="80"/>
+      </w:pPr>
+      <w:r>
+        <w:rPr w:rFonts="맑은 고딕">
+          <w:rFonts w:ascii="맑은 고딕" w:hAnsi="맑은 고딕" w:eastAsia="맑은 고딕"/>
+          <w:b/>
+          <w:color w:val="1E3A8A"/>
+          <w:sz w:val="24"/>
+        </w:rPr>
+        <w:t>2. 아티스트 정보</w:t>
+      </w:r>
+    </w:p>
+    <w:p>
+      <w:pPr>
+        <w:spacing w:line="324" w:lineRule="auto" w:after="80"/>
+      </w:pPr>
+      <w:r>
+        <w:rPr w:rFonts="맑은 고딕">
+          <w:rFonts w:ascii="맑은 고딕" w:hAnsi="맑은 고딕" w:eastAsia="맑은 고딕"/>
+          <w:b w:val="0"/>
+          <w:color w:val="6B7280"/>
+          <w:sz w:val="21"/>
+        </w:rPr>
+        <w:t xml:space="preserve">· </w:t>
+      </w:r>
+      <w:r>
+        <w:rPr w:rFonts="맑은 고딕">
+          <w:rFonts w:ascii="맑은 고딕" w:hAnsi="맑은 고딕" w:eastAsia="맑은 고딕"/>
+          <w:b/>
+          <w:color w:val="1F2937"/>
+          <w:sz w:val="21"/>
+        </w:rPr>
+        <w:t xml:space="preserve">국적: </w:t>
+      </w:r>
+      <w:r>
+        <w:rPr w:rFonts="맑은 고딕">
+          <w:rFonts w:ascii="맑은 고딕" w:hAnsi="맑은 고딕" w:eastAsia="맑은 고딕"/>
+          <w:b w:val="0"/>
+          <w:sz w:val="21"/>
+        </w:rPr>
+        <w:t>미국 (다국적 아티스트 및 프로듀서 참여)</w:t>
+      </w:r>
+    </w:p>
+    <w:p>
+      <w:pPr>
+        <w:spacing w:line="324" w:lineRule="auto" w:after="80"/>
+      </w:pPr>
+      <w:r>
+        <w:rPr w:rFonts="맑은 고딕">
+          <w:rFonts w:ascii="맑은 고딕" w:hAnsi="맑은 고딕" w:eastAsia="맑은 고딕"/>
+          <w:b w:val="0"/>
+          <w:color w:val="6B7280"/>
+          <w:sz w:val="21"/>
+        </w:rPr>
+        <w:t xml:space="preserve">· </w:t>
+      </w:r>
+      <w:r>
+        <w:rPr w:rFonts="맑은 고딕">
+          <w:rFonts w:ascii="맑은 고딕" w:hAnsi="맑은 고딕" w:eastAsia="맑은 고딕"/>
+          <w:b/>
+          <w:color w:val="1F2937"/>
+          <w:sz w:val="21"/>
+        </w:rPr>
+        <w:t xml:space="preserve">생몰년도: </w:t>
+      </w:r>
+      <w:r>
+        <w:rPr w:rFonts="맑은 고딕">
+          <w:rFonts w:ascii="맑은 고딕" w:hAnsi="맑은 고딕" w:eastAsia="맑은 고딕"/>
+          <w:b w:val="0"/>
+          <w:sz w:val="21"/>
+        </w:rPr>
+        <w:t>1982년 레이블 설립 (시리즈 13-8 발매: 1994년경)</w:t>
+      </w:r>
+    </w:p>
+    <w:p>
+      <w:pPr>
+        <w:spacing w:line="324" w:lineRule="auto" w:after="80"/>
+      </w:pPr>
+      <w:r>
+        <w:rPr w:rFonts="맑은 고딕">
+          <w:rFonts w:ascii="맑은 고딕" w:hAnsi="맑은 고딕" w:eastAsia="맑은 고딕"/>
+          <w:b w:val="0"/>
+          <w:color w:val="6B7280"/>
+          <w:sz w:val="21"/>
+        </w:rPr>
+        <w:t xml:space="preserve">· </w:t>
+      </w:r>
+      <w:r>
+        <w:rPr w:rFonts="맑은 고딕">
+          <w:rFonts w:ascii="맑은 고딕" w:hAnsi="맑은 고딕" w:eastAsia="맑은 고딕"/>
+          <w:b/>
+          <w:color w:val="1F2937"/>
+          <w:sz w:val="21"/>
+        </w:rPr>
+        <w:t xml:space="preserve">그룹 소속: </w:t>
+      </w:r>
+      <w:r>
+        <w:rPr w:rFonts="맑은 고딕">
+          <w:rFonts w:ascii="맑은 고딕" w:hAnsi="맑은 고딕" w:eastAsia="맑은 고딕"/>
+          <w:b w:val="0"/>
+          <w:sz w:val="21"/>
+        </w:rPr>
+        <w:t>옴니버스 컴필레이션 (Various Artists)</w:t>
+      </w:r>
+    </w:p>
+    <w:p>
+      <w:pPr>
+        <w:spacing w:line="324" w:lineRule="auto" w:after="80"/>
+      </w:pPr>
+      <w:r>
+        <w:rPr w:rFonts="맑은 고딕">
+          <w:rFonts w:ascii="맑은 고딕" w:hAnsi="맑은 고딕" w:eastAsia="맑은 고딕"/>
+          <w:b w:val="0"/>
+          <w:color w:val="6B7280"/>
+          <w:sz w:val="21"/>
+        </w:rPr>
+        <w:t xml:space="preserve">· </w:t>
+      </w:r>
+      <w:r>
+        <w:rPr w:rFonts="맑은 고딕">
+          <w:rFonts w:ascii="맑은 고딕" w:hAnsi="맑은 고딕" w:eastAsia="맑은 고딕"/>
+          <w:b/>
+          <w:color w:val="1F2937"/>
+          <w:sz w:val="21"/>
+        </w:rPr>
+        <w:t xml:space="preserve">아티스트 소개: </w:t>
+      </w:r>
+      <w:r>
+        <w:rPr w:rFonts="맑은 고딕">
+          <w:rFonts w:ascii="맑은 고딕" w:hAnsi="맑은 고딕" w:eastAsia="맑은 고딕"/>
+          <w:b w:val="0"/>
+          <w:sz w:val="21"/>
+        </w:rPr>
+        <w:t>시대를 앞서간 최고의 프로듀서들과 감각적인 믹싱 엔지니어들이 빚어낸 음악적 협업의 총체입니다. 원곡의 매력을 극대화하면서도 독창적인 비트 구조와 입체적인 사운드 디자인을 접목하여 현대 일렉트로닉 댄스 팝의 미학적 지평을 넓힌 장인들로 구성되어 있습니다.</w:t>
+      </w:r>
+    </w:p>
+    <w:p>
+      <w:pPr>
+        <w:spacing w:line="324" w:lineRule="auto" w:before="200" w:after="80"/>
+      </w:pPr>
+      <w:r>
+        <w:rPr w:rFonts="맑은 고딕">
+          <w:rFonts w:ascii="맑은 고딕" w:hAnsi="맑은 고딕" w:eastAsia="맑은 고딕"/>
+          <w:b/>
+          <w:color w:val="1E3A8A"/>
+          <w:sz w:val="24"/>
+        </w:rPr>
+        <w:t>3. 음반 상세 분석</w:t>
+      </w:r>
+    </w:p>
+    <w:p>
+      <w:pPr>
+        <w:spacing w:line="324" w:lineRule="auto" w:after="80"/>
+      </w:pPr>
+      <w:r>
+        <w:rPr w:rFonts="맑은 고딕">
+          <w:rFonts w:ascii="맑은 고딕" w:hAnsi="맑은 고딕" w:eastAsia="맑은 고딕"/>
+          <w:b w:val="0"/>
+          <w:color w:val="6B7280"/>
+          <w:sz w:val="21"/>
+        </w:rPr>
+        <w:t xml:space="preserve">· </w:t>
+      </w:r>
+      <w:r>
+        <w:rPr w:rFonts="맑은 고딕">
+          <w:rFonts w:ascii="맑은 고딕" w:hAnsi="맑은 고딕" w:eastAsia="맑은 고딕"/>
+          <w:b/>
+          <w:color w:val="1F2937"/>
+          <w:sz w:val="21"/>
+        </w:rPr>
+        <w:t xml:space="preserve">역사적 위치: </w:t>
+      </w:r>
+      <w:r>
+        <w:rPr w:rFonts="맑은 고딕">
+          <w:rFonts w:ascii="맑은 고딕" w:hAnsi="맑은 고딕" w:eastAsia="맑은 고딕"/>
+          <w:b w:val="0"/>
+          <w:sz w:val="21"/>
+        </w:rPr>
+        <w:t>디지털 음원의 태동기 속에서도 순수 아날로그 바이닐만이 구현할 수 있는 음향적 우위성을 입증해낸 작품입니다. 특히 일반적인 33rpm에 비해 회전 속도가 빠르고 소리골 간격이 넓은 45rpm 커팅 기술을 적용하여, 깊고 단단한 저음역과 광활한 헤드룸을 확보함으로써 팝 리믹스 예술을 하이엔드 오디오의 영역으로 끌어올렸습니다.</w:t>
+      </w:r>
+    </w:p>
+    <w:p>
+      <w:pPr>
+        <w:spacing w:line="324" w:lineRule="auto" w:after="80"/>
+      </w:pPr>
+      <w:r>
+        <w:rPr w:rFonts="맑은 고딕">
+          <w:rFonts w:ascii="맑은 고딕" w:hAnsi="맑은 고딕" w:eastAsia="맑은 고딕"/>
+          <w:b w:val="0"/>
+          <w:color w:val="6B7280"/>
+          <w:sz w:val="21"/>
+        </w:rPr>
+        <w:t xml:space="preserve">· </w:t>
+      </w:r>
+      <w:r>
+        <w:rPr w:rFonts="맑은 고딕">
+          <w:rFonts w:ascii="맑은 고딕" w:hAnsi="맑은 고딕" w:eastAsia="맑은 고딕"/>
+          <w:b/>
+          <w:color w:val="1F2937"/>
+          <w:sz w:val="21"/>
+        </w:rPr>
+        <w:t xml:space="preserve">시대의 흔적(스토리텔링): </w:t>
+      </w:r>
+      <w:r>
+        <w:rPr w:rFonts="맑은 고딕">
+          <w:rFonts w:ascii="맑은 고딕" w:hAnsi="맑은 고딕" w:eastAsia="맑은 고딕"/>
+          <w:b w:val="0"/>
+          <w:sz w:val="21"/>
+        </w:rPr>
+        <w:t>세기말의 문턱에서 새로운 시대를 향해 거침없이 약동하던 1990년대의 시대상과 젊은 날의 자유분방한 낭만이 진하게 배어 있습니다. 어두운 밤을 환하게 밝히던 화려한 네온사인과 심장을 요동치게 만들던 클럽 플로어의 환희는 이 한 장의 소리골을 통해 영원히 녹슬지 않는 노스탤지어로 되살아납니다.</w:t>
+      </w:r>
+    </w:p>
+    <w:p>
+      <w:pPr>
+        <w:spacing w:line="324" w:lineRule="auto" w:before="200" w:after="80"/>
+      </w:pPr>
+      <w:r>
+        <w:rPr w:rFonts="맑은 고딕">
+          <w:rFonts w:ascii="맑은 고딕" w:hAnsi="맑은 고딕" w:eastAsia="맑은 고딕"/>
+          <w:b/>
+          <w:color w:val="1E3A8A"/>
+          <w:sz w:val="24"/>
+        </w:rPr>
+        <w:t>4. 주요 수록곡 및 감상 제언</w:t>
+      </w:r>
+    </w:p>
+    <w:p>
+      <w:pPr>
+        <w:spacing w:line="324" w:lineRule="auto" w:after="80"/>
+      </w:pPr>
+      <w:r>
+        <w:rPr w:rFonts="맑은 고딕">
+          <w:rFonts w:ascii="맑은 고딕" w:hAnsi="맑은 고딕" w:eastAsia="맑은 고딕"/>
+          <w:b w:val="0"/>
+          <w:color w:val="6B7280"/>
+          <w:sz w:val="21"/>
+        </w:rPr>
+        <w:t xml:space="preserve">· </w:t>
+      </w:r>
+      <w:r>
+        <w:rPr w:rFonts="맑은 고딕">
+          <w:rFonts w:ascii="맑은 고딕" w:hAnsi="맑은 고딕" w:eastAsia="맑은 고딕"/>
+          <w:b/>
+          <w:color w:val="1F2937"/>
+          <w:sz w:val="21"/>
+        </w:rPr>
+        <w:t xml:space="preserve">주요 수록곡 특징: </w:t>
+      </w:r>
+      <w:r>
+        <w:rPr w:rFonts="맑은 고딕">
+          <w:rFonts w:ascii="맑은 고딕" w:hAnsi="맑은 고딕" w:eastAsia="맑은 고딕"/>
+          <w:b w:val="0"/>
+          <w:sz w:val="21"/>
+        </w:rPr>
+        <w:t>원곡이 지닌 멜로디의 서정성을 정교하게 보존하면서도 드라마틱한 인트로와 세련된 브레이크다운을 가미한 확장형(Extended) 리믹스 트랙들이 수록되어 있습니다. 탄력적인 베이스라인과 청량감 넘치는 신시사이저, 입체적으로 분할된 퍼커션의 질감은 듣는 이의 감각을 단숨에 사로잡습니다.</w:t>
+      </w:r>
+    </w:p>
+    <w:p>
+      <w:pPr>
+        <w:spacing w:line="324" w:lineRule="auto" w:after="80"/>
+      </w:pPr>
+      <w:r>
+        <w:rPr w:rFonts="맑은 고딕">
+          <w:rFonts w:ascii="맑은 고딕" w:hAnsi="맑은 고딕" w:eastAsia="맑은 고딕"/>
+          <w:b w:val="0"/>
+          <w:color w:val="6B7280"/>
+          <w:sz w:val="21"/>
+        </w:rPr>
+        <w:t xml:space="preserve">· </w:t>
+      </w:r>
+      <w:r>
+        <w:rPr w:rFonts="맑은 고딕">
+          <w:rFonts w:ascii="맑은 고딕" w:hAnsi="맑은 고딕" w:eastAsia="맑은 고딕"/>
+          <w:b/>
+          <w:color w:val="1F2937"/>
+          <w:sz w:val="21"/>
+        </w:rPr>
+        <w:t xml:space="preserve">빈티지 감상 제언: </w:t>
+      </w:r>
+      <w:r>
+        <w:rPr w:rFonts="맑은 고딕">
+          <w:rFonts w:ascii="맑은 고딕" w:hAnsi="맑은 고딕" w:eastAsia="맑은 고딕"/>
+          <w:b w:val="0"/>
+          <w:sz w:val="21"/>
+        </w:rPr>
+        <w:t>45rpm 프레싱 특유의 광대역 응답 특성을 지니고 있어, 진공관 앰프와 중저역이 풍부한 스피커 매칭 시 공간을 가득 채우는 에너지감과 유려한 질감을 만끽할 수 있습니다. 턴테이블의 회전을 45rpm으로 전환하고 카트리지 바늘이 매끄러운 그루브를 타는 순간, 아날로그 신호만이 뿜어낼 수 있는 따뜻하면서도 박진감 넘치는 타격음의 쾌감을 느끼실 수 있습니다.</w:t>
+      </w:r>
+    </w:p>
+    <w:p>
+      <w:pPr>
+        <w:spacing w:line="324" w:lineRule="auto" w:after="80"/>
+      </w:pPr>
+      <w:r>
+        <w:rPr w:rFonts="맑은 고딕">
+          <w:rFonts w:ascii="맑은 고딕" w:hAnsi="맑은 고딕" w:eastAsia="맑은 고딕"/>
+          <w:b w:val="0"/>
+          <w:color w:val="6B7280"/>
+          <w:sz w:val="21"/>
+        </w:rPr>
+        <w:t xml:space="preserve">· </w:t>
+      </w:r>
+      <w:r>
+        <w:rPr w:rFonts="맑은 고딕">
+          <w:rFonts w:ascii="맑은 고딕" w:hAnsi="맑은 고딕" w:eastAsia="맑은 고딕"/>
+          <w:b/>
+          <w:color w:val="1F2937"/>
+          <w:sz w:val="21"/>
+        </w:rPr>
+        <w:t xml:space="preserve">소장 가치: </w:t>
+      </w:r>
+      <w:r>
+        <w:rPr w:rFonts="맑은 고딕">
+          <w:rFonts w:ascii="맑은 고딕" w:hAnsi="맑은 고딕" w:eastAsia="맑은 고딕"/>
+          <w:b w:val="0"/>
+          <w:sz w:val="21"/>
+        </w:rPr>
+        <w:t>시중 상용반과 차별화된 프로모션 한정반이라는 독보적인 희소성은 물론, 아날로그 리믹스 황금기의 정밀한 사운드 엔지니어링 기술이 집약된 음반입니다. 클럽 음악의 황금기를 가장 완벽한 피지컬 매체로 기록하고 음미하고자 하는 진정한 LP 컬렉터에게 대체 불가능한 수집 가치를 선사합니다.</w:t>
+      </w:r>
+    </w:p>
+    <w:p>
+      <w:pPr>
+        <w:spacing w:line="324" w:lineRule="auto" w:after="120" w:before="160"/>
+      </w:pPr>
+      <w:r>
+        <w:rPr w:rFonts="맑은 고딕">
+          <w:rFonts w:ascii="맑은 고딕" w:hAnsi="맑은 고딕" w:eastAsia="맑은 고딕"/>
+          <w:b/>
+          <w:color w:val="4338CA"/>
+          <w:sz w:val="21"/>
+        </w:rPr>
+        <w:t>이 음반을 통해 45회전의 정밀한 소리골 속에 깃든 찬란했던 시절의 열기와 아날로그가 전해주는 감동을 다시 한번 경험해 보시는 것은 어떨까요?</w:t>
       </w:r>
     </w:p>
     <w:sectPr>
       <w:pgSz w:w="12240" w:h="15840"/>
-      <w:pgMar w:top="1440" w:right="1440" w:bottom="1440" w:left="1440" w:header="720" w:footer="720" w:gutter="0"/>
+      <w:pgMar w:top="1152" w:right="1296" w:bottom="1152" w:left="1296" w:header="720" w:footer="720" w:gutter="0"/>
       <w:cols w:space="720"/>
       <w:docGrid w:linePitch="360"/>
     </w:sectPr>

--- a/word_reports/LP_0419_위치_485_Various Artists_Hot Track.docx
+++ b/word_reports/LP_0419_위치_485_Various Artists_Hot Track.docx
@@ -13,7 +13,7 @@
           <w:color w:val="1E3A8A"/>
           <w:sz w:val="30"/>
         </w:rPr>
-        <w:t>Various Artists - Hot Tracks 13-8 /45rpm</w:t>
+        <w:t>Various Artists - Hot Tracks</w:t>
       </w:r>
     </w:p>
     <w:p>
@@ -32,7 +32,7 @@
     </w:p>
     <w:p>
       <w:pPr>
-        <w:spacing w:line="324" w:lineRule="auto" w:before="80" w:after="160"/>
+        <w:spacing w:line="324" w:lineRule="auto" w:before="80" w:after="120"/>
       </w:pPr>
       <w:r>
         <w:rPr w:rFonts="맑은 고딕">
@@ -42,13 +42,6 @@
           <w:sz w:val="22"/>
         </w:rPr>
         <w:t xml:space="preserve">[음반 소개] </w:t>
-      </w:r>
-      <w:r>
-        <w:rPr w:rFonts="맑은 고딕">
-          <w:rFonts w:ascii="맑은 고딕" w:hAnsi="맑은 고딕" w:eastAsia="맑은 고딕"/>
-          <w:b w:val="0"/>
-          <w:sz w:val="21"/>
-        </w:rPr>
       </w:r>
     </w:p>
     <w:p>
@@ -61,7 +54,20 @@
           <w:b w:val="0"/>
           <w:sz w:val="21"/>
         </w:rPr>
-        <w:t>1980~90년대 전 세계 클럽 씬과 댄스 팝의 정수를 아날로그의 가장 선명한 그루브로 포착해낸 '핫 트랙스(Hot Tracks)' 시리즈의 찬연한 기록입니다. 오직 엄선된 프로페셔널 DJ와 음악 애호가들에게만 제한적으로 허락되었던 이 음반은, 시대를 풍미한 대중음악의 리듬을 45회전(RPM)이라는 최상의 오디오파일 포맷에 새겨 넣어 압도적인 다이내믹스를 선사합니다. 밤의 열기와 청춘의 맥박을 품격 높은 사운드스케이프로 승화시킨 본 작은, 단순한 컴필레이션을 넘어 아날로그 마스터링 및 믹싱 엔지니어링의 정점을 보여주는 기념비적 유산입니다.</w:t>
+        <w:t>당대 최고의 댄스 팝과 디스코 명곡들을 한 장의 바이닐에 압축해 담아낸 명품 컴필레이션 앨범입니다. 전문 DJ들의 손길을 거쳐 정교하게 선곡 및 믹싱된 트랙들은 러닝타임 내내 긴장감 넘치는 그루브를 유지합니다.</w:t>
+      </w:r>
+    </w:p>
+    <w:p>
+      <w:pPr>
+        <w:spacing w:line="324" w:lineRule="auto" w:after="120"/>
+      </w:pPr>
+      <w:r>
+        <w:rPr w:rFonts="맑은 고딕">
+          <w:rFonts w:ascii="맑은 고딕" w:hAnsi="맑은 고딕" w:eastAsia="맑은 고딕"/>
+          <w:b w:val="0"/>
+          <w:sz w:val="21"/>
+        </w:rPr>
+        <w:t>다양한 정상급 아티스트들의 시그니처 사운드를 한자리에서 만끽할 수 있는 실속 있는 구성으로, 당시 클럽 디제이들과 음악 애호가들의 사랑을 듬뿍 받았습니다. LP 전성기 시절의 뛰어난 음질과 마스터링 기술이 돋보이는 음반입니다.</w:t>
       </w:r>
     </w:p>
     <w:p>
@@ -106,7 +112,7 @@
           <w:b w:val="0"/>
           <w:sz w:val="21"/>
         </w:rPr>
-        <w:t>Hot Tracks 13-8 /45rpm</w:t>
+        <w:t>Hot Tracks</w:t>
       </w:r>
     </w:p>
     <w:p>
@@ -168,7 +174,7 @@
           <w:b w:val="0"/>
           <w:sz w:val="21"/>
         </w:rPr>
-        <w:t>1990년대 중반, 미국 샌프란시스코에서 출범하여 현대 댄스 리믹스의 전범을 세운 전설적인 프로페셔널 DJ 리믹스 서비스 레이블 'Hot Tracks'에서 정규 구독자 및 클럽 현장 한정으로 프레싱하여 발매한 13시리즈 8집 에디션입니다.</w:t>
+        <w:t>1980년대 후반 한정 발매된 디제이 전용 믹스 컴필레이션 LP</w:t>
       </w:r>
     </w:p>
     <w:p>
@@ -199,7 +205,7 @@
           <w:b w:val="0"/>
           <w:sz w:val="21"/>
         </w:rPr>
-        <w:t>일반 레코드 매장 유통이 아닌 전문 DJ 대상의 엄격한 회원제 한정 배포반이었음에도 불구하고, 플로어를 압도하는 독보적인 음향 퀄리티로 인해 전 세계 바이닐 컬렉터와 오디오파일 사이에서 희귀 음반으로 손꼽히며 높은 소장 프리미엄을 형성했습니다.</w:t>
+        <w:t>클럽 디제이 및 댄스 애호가들 사이의 머스트 해브 아이템</w:t>
       </w:r>
     </w:p>
     <w:p>
@@ -230,7 +236,7 @@
           <w:b w:val="0"/>
           <w:sz w:val="21"/>
         </w:rPr>
-        <w:t>상업적 시상식의 테두리를 벗어나, 글로벌 클럽 문화와 턴테이블리즘 씬에서 '가장 완성도 높은 음질과 드라마틱한 편곡을 담아낸 리믹스 마스터피스'로 공인받으며 댄스 팝 바이닐 역사의 걸작으로 평가받고 있습니다.</w:t>
+        <w:t>베스트 댄스 컴필레이션 앨범 호평</w:t>
       </w:r>
     </w:p>
     <w:p>
@@ -275,7 +281,7 @@
           <w:b w:val="0"/>
           <w:sz w:val="21"/>
         </w:rPr>
-        <w:t>미국 (다국적 아티스트 및 프로듀서 참여)</w:t>
+        <w:t>다국적</w:t>
       </w:r>
     </w:p>
     <w:p>
@@ -306,7 +312,7 @@
           <w:b w:val="0"/>
           <w:sz w:val="21"/>
         </w:rPr>
-        <w:t>1982년 레이블 설립 (시리즈 13-8 발매: 1994년경)</w:t>
+        <w:t>1980-90년대</w:t>
       </w:r>
     </w:p>
     <w:p>
@@ -337,7 +343,7 @@
           <w:b w:val="0"/>
           <w:sz w:val="21"/>
         </w:rPr>
-        <w:t>옴니버스 컴필레이션 (Various Artists)</w:t>
+        <w:t>옴니버스</w:t>
       </w:r>
     </w:p>
     <w:p>
@@ -368,7 +374,7 @@
           <w:b w:val="0"/>
           <w:sz w:val="21"/>
         </w:rPr>
-        <w:t>시대를 앞서간 최고의 프로듀서들과 감각적인 믹싱 엔지니어들이 빚어낸 음악적 협업의 총체입니다. 원곡의 매력을 극대화하면서도 독창적인 비트 구조와 입체적인 사운드 디자인을 접목하여 현대 일렉트로닉 댄스 팝의 미학적 지평을 넓힌 장인들로 구성되어 있습니다.</w:t>
+        <w:t>팝과 댄스 씬을 대표하는 최정상급 뮤지션들의 히트 트랙이 망라되어 있습니다.</w:t>
       </w:r>
     </w:p>
     <w:p>
@@ -413,7 +419,7 @@
           <w:b w:val="0"/>
           <w:sz w:val="21"/>
         </w:rPr>
-        <w:t>디지털 음원의 태동기 속에서도 순수 아날로그 바이닐만이 구현할 수 있는 음향적 우위성을 입증해낸 작품입니다. 특히 일반적인 33rpm에 비해 회전 속도가 빠르고 소리골 간격이 넓은 45rpm 커팅 기술을 적용하여, 깊고 단단한 저음역과 광활한 헤드룸을 확보함으로써 팝 리믹스 예술을 하이엔드 오디오의 영역으로 끌어올렸습니다.</w:t>
+        <w:t>80년대 후반 팝 댄스 음악의 흐름을 조망할 수 있는 훌륭한 음악사적 자료입니다.</w:t>
       </w:r>
     </w:p>
     <w:p>
@@ -444,7 +450,7 @@
           <w:b w:val="0"/>
           <w:sz w:val="21"/>
         </w:rPr>
-        <w:t>세기말의 문턱에서 새로운 시대를 향해 거침없이 약동하던 1990년대의 시대상과 젊은 날의 자유분방한 낭만이 진하게 배어 있습니다. 어두운 밤을 환하게 밝히던 화려한 네온사인과 심장을 요동치게 만들던 클럽 플로어의 환희는 이 한 장의 소리골을 통해 영원히 녹슬지 않는 노스탤지어로 되살아납니다.</w:t>
+        <w:t>라디오와 카세트, LP를 통해 음악을 공유하던 그 시절 대중문화의 찬란함을 품고 있습니다.</w:t>
       </w:r>
     </w:p>
     <w:p>
@@ -489,7 +495,7 @@
           <w:b w:val="0"/>
           <w:sz w:val="21"/>
         </w:rPr>
-        <w:t>원곡이 지닌 멜로디의 서정성을 정교하게 보존하면서도 드라마틱한 인트로와 세련된 브레이크다운을 가미한 확장형(Extended) 리믹스 트랙들이 수록되어 있습니다. 탄력적인 베이스라인과 청량감 넘치는 신시사이저, 입체적으로 분할된 퍼커션의 질감은 듣는 이의 감각을 단숨에 사로잡습니다.</w:t>
+        <w:t>시대를 풍미한 히트곡들의 롱 버전 댄스 믹스가 수록되어 높은 만족도 선사</w:t>
       </w:r>
     </w:p>
     <w:p>
@@ -520,7 +526,7 @@
           <w:b w:val="0"/>
           <w:sz w:val="21"/>
         </w:rPr>
-        <w:t>45rpm 프레싱 특유의 광대역 응답 특성을 지니고 있어, 진공관 앰프와 중저역이 풍부한 스피커 매칭 시 공간을 가득 채우는 에너지감과 유려한 질감을 만끽할 수 있습니다. 턴테이블의 회전을 45rpm으로 전환하고 카트리지 바늘이 매끄러운 그루브를 타는 순간, 아날로그 신호만이 뿜어낼 수 있는 따뜻하면서도 박진감 넘치는 타격음의 쾌감을 느끼실 수 있습니다.</w:t>
+        <w:t>트랙 간의 자연스러운 이음매와 다이내믹 레인지가 아날로그 턴테이블에서 더욱 빛납니다.</w:t>
       </w:r>
     </w:p>
     <w:p>
@@ -551,7 +557,7 @@
           <w:b w:val="0"/>
           <w:sz w:val="21"/>
         </w:rPr>
-        <w:t>시중 상용반과 차별화된 프로모션 한정반이라는 독보적인 희소성은 물론, 아날로그 리믹스 황금기의 정밀한 사운드 엔지니어링 기술이 집약된 음반입니다. 클럽 음악의 황금기를 가장 완벽한 피지컬 매체로 기록하고 음미하고자 하는 진정한 LP 컬렉터에게 대체 불가능한 수집 가치를 선사합니다.</w:t>
+        <w:t>단 한 장으로 그 시절 명곡들을 최고의 음질로 소장할 수 있는 최고의 컴필레이션입니다.</w:t>
       </w:r>
     </w:p>
     <w:p>
@@ -565,7 +571,7 @@
           <w:color w:val="4338CA"/>
           <w:sz w:val="21"/>
         </w:rPr>
-        <w:t>이 음반을 통해 45회전의 정밀한 소리골 속에 깃든 찬란했던 시절의 열기와 아날로그가 전해주는 감동을 다시 한번 경험해 보시는 것은 어떨까요?</w:t>
+        <w:t>이 음반을 통해 추억의 명곡들이 전해주는 감동을 다시 한번 경험해 보시는 것은 어떨까요?</w:t>
       </w:r>
     </w:p>
     <w:sectPr>
